--- a/Macros.docx
+++ b/Macros.docx
@@ -84,6 +84,688 @@
           </wp:inline>
         </w:drawing>
       </w:r>
+    </w:p>
+    <w:p>
+      <w:proofErr w:type="spellStart"/>
+      <w:r>
+        <w:t>Macrs</w:t>
+      </w:r>
+      <w:proofErr w:type="spellEnd"/>
+      <w:r>
+        <w:t>/</w:t>
+      </w:r>
+      <w:proofErr w:type="spellStart"/>
+      <w:r>
+        <w:t>calc_tax.sql</w:t>
+      </w:r>
+      <w:proofErr w:type="spellEnd"/>
+    </w:p>
+    <w:p>
+      <w:r>
+        <w:t xml:space="preserve">{% macro </w:t>
+      </w:r>
+      <w:proofErr w:type="spellStart"/>
+      <w:r>
+        <w:t>calc_</w:t>
+      </w:r>
+      <w:proofErr w:type="gramStart"/>
+      <w:r>
+        <w:t>tax</w:t>
+      </w:r>
+      <w:proofErr w:type="spellEnd"/>
+      <w:r>
+        <w:t>(</w:t>
+      </w:r>
+      <w:proofErr w:type="spellStart"/>
+      <w:proofErr w:type="gramEnd"/>
+      <w:r>
+        <w:t>amount_column</w:t>
+      </w:r>
+      <w:proofErr w:type="spellEnd"/>
+      <w:r>
+        <w:t xml:space="preserve">, </w:t>
+      </w:r>
+      <w:proofErr w:type="spellStart"/>
+      <w:r>
+        <w:t>tax_rate</w:t>
+      </w:r>
+      <w:proofErr w:type="spellEnd"/>
+      <w:r>
+        <w:t xml:space="preserve">=0.1) </w:t>
+      </w:r>
+      <w:proofErr w:type="gramStart"/>
+      <w:r>
+        <w:t>%}  --</w:t>
+      </w:r>
+      <w:proofErr w:type="spellStart"/>
+      <w:proofErr w:type="gramEnd"/>
+      <w:r>
+        <w:t>tax_rate</w:t>
+      </w:r>
+      <w:proofErr w:type="spellEnd"/>
+      <w:r>
+        <w:t xml:space="preserve"> 10 percent</w:t>
+      </w:r>
+    </w:p>
+    <w:p>
+      <w:r>
+        <w:t>    (</w:t>
+      </w:r>
+      <w:proofErr w:type="gramStart"/>
+      <w:r>
+        <w:t xml:space="preserve">{{ </w:t>
+      </w:r>
+      <w:proofErr w:type="spellStart"/>
+      <w:r>
+        <w:t>amount</w:t>
+      </w:r>
+      <w:proofErr w:type="gramEnd"/>
+      <w:r>
+        <w:t>_</w:t>
+      </w:r>
+      <w:proofErr w:type="gramStart"/>
+      <w:r>
+        <w:t>column</w:t>
+      </w:r>
+      <w:proofErr w:type="spellEnd"/>
+      <w:r>
+        <w:t xml:space="preserve"> }</w:t>
+      </w:r>
+      <w:proofErr w:type="gramEnd"/>
+      <w:r>
+        <w:t xml:space="preserve">} * </w:t>
+      </w:r>
+      <w:proofErr w:type="gramStart"/>
+      <w:r>
+        <w:t xml:space="preserve">{{ </w:t>
+      </w:r>
+      <w:proofErr w:type="spellStart"/>
+      <w:r>
+        <w:t>tax</w:t>
+      </w:r>
+      <w:proofErr w:type="gramEnd"/>
+      <w:r>
+        <w:t>_</w:t>
+      </w:r>
+      <w:proofErr w:type="gramStart"/>
+      <w:r>
+        <w:t>rate</w:t>
+      </w:r>
+      <w:proofErr w:type="spellEnd"/>
+      <w:r>
+        <w:t xml:space="preserve"> }</w:t>
+      </w:r>
+      <w:proofErr w:type="gramEnd"/>
+      <w:r>
+        <w:t>}) as TAX_AMOUNT,</w:t>
+      </w:r>
+    </w:p>
+    <w:p>
+      <w:r>
+        <w:t>    (</w:t>
+      </w:r>
+      <w:proofErr w:type="gramStart"/>
+      <w:r>
+        <w:t xml:space="preserve">{{ </w:t>
+      </w:r>
+      <w:proofErr w:type="spellStart"/>
+      <w:r>
+        <w:t>amount</w:t>
+      </w:r>
+      <w:proofErr w:type="gramEnd"/>
+      <w:r>
+        <w:t>_</w:t>
+      </w:r>
+      <w:proofErr w:type="gramStart"/>
+      <w:r>
+        <w:t>column</w:t>
+      </w:r>
+      <w:proofErr w:type="spellEnd"/>
+      <w:r>
+        <w:t xml:space="preserve"> }</w:t>
+      </w:r>
+      <w:proofErr w:type="gramEnd"/>
+      <w:r>
+        <w:t xml:space="preserve">} * (1 + </w:t>
+      </w:r>
+      <w:proofErr w:type="gramStart"/>
+      <w:r>
+        <w:t xml:space="preserve">{{ </w:t>
+      </w:r>
+      <w:proofErr w:type="spellStart"/>
+      <w:r>
+        <w:t>tax</w:t>
+      </w:r>
+      <w:proofErr w:type="gramEnd"/>
+      <w:r>
+        <w:t>_</w:t>
+      </w:r>
+      <w:proofErr w:type="gramStart"/>
+      <w:r>
+        <w:t>rate</w:t>
+      </w:r>
+      <w:proofErr w:type="spellEnd"/>
+      <w:r>
+        <w:t xml:space="preserve"> }</w:t>
+      </w:r>
+      <w:proofErr w:type="gramEnd"/>
+      <w:r>
+        <w:t>})) as TOTAL_AMOUNT</w:t>
+      </w:r>
+    </w:p>
+    <w:p>
+      <w:r>
+        <w:t xml:space="preserve">{% </w:t>
+      </w:r>
+      <w:proofErr w:type="spellStart"/>
+      <w:r>
+        <w:t>endmacro</w:t>
+      </w:r>
+      <w:proofErr w:type="spellEnd"/>
+      <w:r>
+        <w:t xml:space="preserve"> %}</w:t>
+      </w:r>
+    </w:p>
+    <w:p>
+      <w:r>
+        <w:t>Sample model call macro</w:t>
+      </w:r>
+    </w:p>
+    <w:p>
+      <w:r>
+        <w:lastRenderedPageBreak/>
+        <w:t xml:space="preserve">with source as </w:t>
+      </w:r>
+    </w:p>
+    <w:p>
+      <w:r>
+        <w:t>(</w:t>
+      </w:r>
+    </w:p>
+    <w:p>
+      <w:r>
+        <w:t xml:space="preserve">    select </w:t>
+      </w:r>
+    </w:p>
+    <w:p>
+      <w:r>
+        <w:t xml:space="preserve">        </w:t>
+      </w:r>
+      <w:proofErr w:type="spellStart"/>
+      <w:r>
+        <w:t>order_id</w:t>
+      </w:r>
+      <w:proofErr w:type="spellEnd"/>
+      <w:r>
+        <w:t>,</w:t>
+      </w:r>
+    </w:p>
+    <w:p>
+      <w:r>
+        <w:t xml:space="preserve">        </w:t>
+      </w:r>
+      <w:proofErr w:type="spellStart"/>
+      <w:r>
+        <w:t>customer_id</w:t>
+      </w:r>
+      <w:proofErr w:type="spellEnd"/>
+      <w:r>
+        <w:t>,</w:t>
+      </w:r>
+    </w:p>
+    <w:p>
+      <w:r>
+        <w:t>        amount,</w:t>
+      </w:r>
+    </w:p>
+    <w:p>
+      <w:r>
+        <w:t xml:space="preserve">        </w:t>
+      </w:r>
+      <w:proofErr w:type="gramStart"/>
+      <w:r>
+        <w:t xml:space="preserve">{{ </w:t>
+      </w:r>
+      <w:proofErr w:type="spellStart"/>
+      <w:r>
+        <w:t>calc</w:t>
+      </w:r>
+      <w:proofErr w:type="gramEnd"/>
+      <w:r>
+        <w:t>_</w:t>
+      </w:r>
+      <w:proofErr w:type="gramStart"/>
+      <w:r>
+        <w:t>tax</w:t>
+      </w:r>
+      <w:proofErr w:type="spellEnd"/>
+      <w:r>
+        <w:t>(</w:t>
+      </w:r>
+      <w:proofErr w:type="gramEnd"/>
+      <w:r>
+        <w:t>'amount', 0.1</w:t>
+      </w:r>
+      <w:proofErr w:type="gramStart"/>
+      <w:r>
+        <w:t>) }</w:t>
+      </w:r>
+      <w:proofErr w:type="gramEnd"/>
+      <w:r>
+        <w:t>}  --passing column name and tax rate 8 percent</w:t>
+      </w:r>
+    </w:p>
+    <w:p>
+      <w:r>
+        <w:t xml:space="preserve">    from </w:t>
+      </w:r>
+      <w:proofErr w:type="gramStart"/>
+      <w:r>
+        <w:t>{{ source</w:t>
+      </w:r>
+      <w:proofErr w:type="gramEnd"/>
+      <w:r>
+        <w:t>('</w:t>
+      </w:r>
+      <w:proofErr w:type="spellStart"/>
+      <w:r>
+        <w:t>rawsource</w:t>
+      </w:r>
+      <w:proofErr w:type="spellEnd"/>
+      <w:r>
+        <w:t>', 'orders'</w:t>
+      </w:r>
+      <w:proofErr w:type="gramStart"/>
+      <w:r>
+        <w:t>) }</w:t>
+      </w:r>
+      <w:proofErr w:type="gramEnd"/>
+      <w:r>
+        <w:t>}</w:t>
+      </w:r>
+    </w:p>
+    <w:p>
+      <w:r>
+        <w:t>)</w:t>
+      </w:r>
+    </w:p>
+    <w:p/>
+    <w:p>
+      <w:r>
+        <w:t xml:space="preserve">select * </w:t>
+      </w:r>
+    </w:p>
+    <w:p>
+      <w:r>
+        <w:t>from source</w:t>
+      </w:r>
+    </w:p>
+    <w:p/>
+    <w:p>
+      <w:r>
+        <w:drawing>
+          <wp:inline distT="0" distB="0" distL="0" distR="0" wp14:anchorId="4D85B180" wp14:editId="6EDA7122">
+            <wp:extent cx="5731510" cy="3131820"/>
+            <wp:effectExtent l="0" t="0" r="2540" b="0"/>
+            <wp:docPr id="1399168297" name="Picture 1" descr="A close-up of a document&#10;&#10;AI-generated content may be incorrect."/>
+            <wp:cNvGraphicFramePr>
+              <a:graphicFrameLocks xmlns:a="http://schemas.openxmlformats.org/drawingml/2006/main" noChangeAspect="1"/>
+            </wp:cNvGraphicFramePr>
+            <a:graphic xmlns:a="http://schemas.openxmlformats.org/drawingml/2006/main">
+              <a:graphicData uri="http://schemas.openxmlformats.org/drawingml/2006/picture">
+                <pic:pic xmlns:pic="http://schemas.openxmlformats.org/drawingml/2006/picture">
+                  <pic:nvPicPr>
+                    <pic:cNvPr id="1399168297" name="Picture 1" descr="A close-up of a document&#10;&#10;AI-generated content may be incorrect."/>
+                    <pic:cNvPicPr/>
+                  </pic:nvPicPr>
+                  <pic:blipFill>
+                    <a:blip r:embed="rId6"/>
+                    <a:stretch>
+                      <a:fillRect/>
+                    </a:stretch>
+                  </pic:blipFill>
+                  <pic:spPr>
+                    <a:xfrm>
+                      <a:off x="0" y="0"/>
+                      <a:ext cx="5731510" cy="3131820"/>
+                    </a:xfrm>
+                    <a:prstGeom prst="rect">
+                      <a:avLst/>
+                    </a:prstGeom>
+                  </pic:spPr>
+                </pic:pic>
+              </a:graphicData>
+            </a:graphic>
+          </wp:inline>
+        </w:drawing>
+      </w:r>
+    </w:p>
+    <w:p>
+      <w:r>
+        <w:t>Macros/</w:t>
+      </w:r>
+      <w:proofErr w:type="spellStart"/>
+      <w:r>
+        <w:t>load_log.sql</w:t>
+      </w:r>
+      <w:proofErr w:type="spellEnd"/>
+    </w:p>
+    <w:p>
+      <w:r>
+        <w:t xml:space="preserve">{% macro </w:t>
+      </w:r>
+      <w:proofErr w:type="spellStart"/>
+      <w:r>
+        <w:t>log_load</w:t>
+      </w:r>
+      <w:proofErr w:type="spellEnd"/>
+      <w:r>
+        <w:t>(</w:t>
+      </w:r>
+      <w:proofErr w:type="spellStart"/>
+      <w:r>
+        <w:t>table_name</w:t>
+      </w:r>
+      <w:proofErr w:type="spellEnd"/>
+      <w:r>
+        <w:t>) %}</w:t>
+      </w:r>
+    </w:p>
+    <w:p>
+      <w:r>
+        <w:t>    {% if execute %}</w:t>
+      </w:r>
+    </w:p>
+    <w:p>
+      <w:r>
+        <w:t xml:space="preserve">        {% set </w:t>
+      </w:r>
+      <w:proofErr w:type="spellStart"/>
+      <w:r>
+        <w:t>sql</w:t>
+      </w:r>
+      <w:proofErr w:type="spellEnd"/>
+      <w:r>
+        <w:t xml:space="preserve"> %}</w:t>
+      </w:r>
+    </w:p>
+    <w:p/>
+    <w:p>
+      <w:r>
+        <w:lastRenderedPageBreak/>
+        <w:t>            insert into DEMO_</w:t>
+      </w:r>
+      <w:proofErr w:type="gramStart"/>
+      <w:r>
+        <w:t>DB.AUDIT.LOAD</w:t>
+      </w:r>
+      <w:proofErr w:type="gramEnd"/>
+      <w:r>
+        <w:t>_</w:t>
+      </w:r>
+      <w:proofErr w:type="gramStart"/>
+      <w:r>
+        <w:t>LOG(</w:t>
+      </w:r>
+      <w:proofErr w:type="spellStart"/>
+      <w:proofErr w:type="gramEnd"/>
+      <w:r>
+        <w:t>table_name</w:t>
+      </w:r>
+      <w:proofErr w:type="spellEnd"/>
+      <w:r>
+        <w:t xml:space="preserve">, </w:t>
+      </w:r>
+      <w:proofErr w:type="spellStart"/>
+      <w:r>
+        <w:t>row_count</w:t>
+      </w:r>
+      <w:proofErr w:type="spellEnd"/>
+      <w:r>
+        <w:t xml:space="preserve">, </w:t>
+      </w:r>
+      <w:proofErr w:type="spellStart"/>
+      <w:r>
+        <w:t>loaded_at</w:t>
+      </w:r>
+      <w:proofErr w:type="spellEnd"/>
+      <w:r>
+        <w:t>)</w:t>
+      </w:r>
+    </w:p>
+    <w:p>
+      <w:r>
+        <w:t>            select</w:t>
+      </w:r>
+    </w:p>
+    <w:p>
+      <w:r>
+        <w:t>                '</w:t>
+      </w:r>
+      <w:proofErr w:type="gramStart"/>
+      <w:r>
+        <w:t xml:space="preserve">{{ </w:t>
+      </w:r>
+      <w:proofErr w:type="spellStart"/>
+      <w:r>
+        <w:t>table</w:t>
+      </w:r>
+      <w:proofErr w:type="gramEnd"/>
+      <w:r>
+        <w:t>_</w:t>
+      </w:r>
+      <w:proofErr w:type="gramStart"/>
+      <w:r>
+        <w:t>name</w:t>
+      </w:r>
+      <w:proofErr w:type="spellEnd"/>
+      <w:r>
+        <w:t xml:space="preserve"> }}'</w:t>
+      </w:r>
+      <w:proofErr w:type="gramEnd"/>
+      <w:r>
+        <w:t xml:space="preserve"> as </w:t>
+      </w:r>
+      <w:proofErr w:type="spellStart"/>
+      <w:r>
+        <w:t>tbl_name</w:t>
+      </w:r>
+      <w:proofErr w:type="spellEnd"/>
+      <w:r>
+        <w:t>,</w:t>
+      </w:r>
+    </w:p>
+    <w:p>
+      <w:r>
+        <w:t xml:space="preserve">                </w:t>
+      </w:r>
+      <w:proofErr w:type="gramStart"/>
+      <w:r>
+        <w:t>count(</w:t>
+      </w:r>
+      <w:proofErr w:type="gramEnd"/>
+      <w:r>
+        <w:t xml:space="preserve">*) as </w:t>
+      </w:r>
+      <w:proofErr w:type="spellStart"/>
+      <w:r>
+        <w:t>cnt</w:t>
+      </w:r>
+      <w:proofErr w:type="spellEnd"/>
+      <w:r>
+        <w:t>,</w:t>
+      </w:r>
+    </w:p>
+    <w:p>
+      <w:r>
+        <w:t xml:space="preserve">                </w:t>
+      </w:r>
+      <w:proofErr w:type="spellStart"/>
+      <w:r>
+        <w:t>current_timestamp</w:t>
+      </w:r>
+      <w:proofErr w:type="spellEnd"/>
+    </w:p>
+    <w:p>
+      <w:r>
+        <w:t xml:space="preserve">            from </w:t>
+      </w:r>
+      <w:proofErr w:type="gramStart"/>
+      <w:r>
+        <w:t xml:space="preserve">{{ </w:t>
+      </w:r>
+      <w:proofErr w:type="spellStart"/>
+      <w:r>
+        <w:t>table</w:t>
+      </w:r>
+      <w:proofErr w:type="gramEnd"/>
+      <w:r>
+        <w:t>_</w:t>
+      </w:r>
+      <w:proofErr w:type="gramStart"/>
+      <w:r>
+        <w:t>name</w:t>
+      </w:r>
+      <w:proofErr w:type="spellEnd"/>
+      <w:r>
+        <w:t xml:space="preserve"> }</w:t>
+      </w:r>
+      <w:proofErr w:type="gramEnd"/>
+      <w:r>
+        <w:t>}</w:t>
+      </w:r>
+    </w:p>
+    <w:p/>
+    <w:p>
+      <w:r>
+        <w:t xml:space="preserve">        {% </w:t>
+      </w:r>
+      <w:proofErr w:type="spellStart"/>
+      <w:r>
+        <w:t>endset</w:t>
+      </w:r>
+      <w:proofErr w:type="spellEnd"/>
+      <w:r>
+        <w:t xml:space="preserve"> %}</w:t>
+      </w:r>
+    </w:p>
+    <w:p/>
+    <w:p>
+      <w:r>
+        <w:t xml:space="preserve">        {% do </w:t>
+      </w:r>
+      <w:proofErr w:type="spellStart"/>
+      <w:r>
+        <w:t>run_query</w:t>
+      </w:r>
+      <w:proofErr w:type="spellEnd"/>
+      <w:r>
+        <w:t>(</w:t>
+      </w:r>
+      <w:proofErr w:type="spellStart"/>
+      <w:r>
+        <w:t>sql</w:t>
+      </w:r>
+      <w:proofErr w:type="spellEnd"/>
+      <w:r>
+        <w:t>) %}</w:t>
+      </w:r>
+    </w:p>
+    <w:p>
+      <w:r>
+        <w:t>    {% endif %}</w:t>
+      </w:r>
+    </w:p>
+    <w:p/>
+    <w:p>
+      <w:r>
+        <w:t>    {# intentionally return nothing #}</w:t>
+      </w:r>
+    </w:p>
+    <w:p>
+      <w:r>
+        <w:t xml:space="preserve">{% </w:t>
+      </w:r>
+      <w:proofErr w:type="spellStart"/>
+      <w:r>
+        <w:t>endmacro</w:t>
+      </w:r>
+      <w:proofErr w:type="spellEnd"/>
+      <w:r>
+        <w:t xml:space="preserve"> %}</w:t>
+      </w:r>
+    </w:p>
+    <w:p/>
+    <w:p/>
+    <w:p/>
+    <w:p>
+      <w:r>
+        <w:drawing>
+          <wp:inline distT="0" distB="0" distL="0" distR="0" wp14:anchorId="427C7163" wp14:editId="2A1C16B4">
+            <wp:extent cx="5731510" cy="2955925"/>
+            <wp:effectExtent l="0" t="0" r="2540" b="0"/>
+            <wp:docPr id="1916031622" name="Picture 1"/>
+            <wp:cNvGraphicFramePr>
+              <a:graphicFrameLocks xmlns:a="http://schemas.openxmlformats.org/drawingml/2006/main" noChangeAspect="1"/>
+            </wp:cNvGraphicFramePr>
+            <a:graphic xmlns:a="http://schemas.openxmlformats.org/drawingml/2006/main">
+              <a:graphicData uri="http://schemas.openxmlformats.org/drawingml/2006/picture">
+                <pic:pic xmlns:pic="http://schemas.openxmlformats.org/drawingml/2006/picture">
+                  <pic:nvPicPr>
+                    <pic:cNvPr id="1916031622" name=""/>
+                    <pic:cNvPicPr/>
+                  </pic:nvPicPr>
+                  <pic:blipFill>
+                    <a:blip r:embed="rId7"/>
+                    <a:stretch>
+                      <a:fillRect/>
+                    </a:stretch>
+                  </pic:blipFill>
+                  <pic:spPr>
+                    <a:xfrm>
+                      <a:off x="0" y="0"/>
+                      <a:ext cx="5731510" cy="2955925"/>
+                    </a:xfrm>
+                    <a:prstGeom prst="rect">
+                      <a:avLst/>
+                    </a:prstGeom>
+                  </pic:spPr>
+                </pic:pic>
+              </a:graphicData>
+            </a:graphic>
+          </wp:inline>
+        </w:drawing>
+      </w:r>
+    </w:p>
+    <w:p>
+      <w:hyperlink r:id="rId8" w:history="1">
+        <w:r>
+          <w:rPr>
+            <w:rStyle w:val="Hyperlink"/>
+          </w:rPr>
+          <w:t xml:space="preserve">Automating Customer Data Load with DBT &amp; Snowflake - </w:t>
+        </w:r>
+        <w:proofErr w:type="spellStart"/>
+        <w:r>
+          <w:rPr>
+            <w:rStyle w:val="Hyperlink"/>
+          </w:rPr>
+          <w:t>Cloudyard</w:t>
+        </w:r>
+        <w:proofErr w:type="spellEnd"/>
+      </w:hyperlink>
+    </w:p>
+    <w:p/>
+    <w:p/>
+    <w:p>
+      <w:r>
+        <w:t xml:space="preserve">4. </w:t>
+      </w:r>
+      <w:proofErr w:type="spellStart"/>
+      <w:r>
+        <w:t>send_email_notification</w:t>
+      </w:r>
+      <w:proofErr w:type="spellEnd"/>
     </w:p>
     <w:p/>
     <w:sectPr>
@@ -699,7 +1381,6 @@
   <w:style w:type="character" w:default="1" w:styleId="DefaultParagraphFont">
     <w:name w:val="Default Paragraph Font"/>
     <w:uiPriority w:val="1"/>
-    <w:semiHidden/>
     <w:unhideWhenUsed/>
   </w:style>
   <w:style w:type="table" w:default="1" w:styleId="TableNormal">
@@ -1011,6 +1692,29 @@
       <w:smallCaps/>
       <w:color w:val="0F4761" w:themeColor="accent1" w:themeShade="BF"/>
       <w:spacing w:val="5"/>
+    </w:rPr>
+  </w:style>
+  <w:style w:type="character" w:styleId="Hyperlink">
+    <w:name w:val="Hyperlink"/>
+    <w:basedOn w:val="DefaultParagraphFont"/>
+    <w:uiPriority w:val="99"/>
+    <w:unhideWhenUsed/>
+    <w:rsid w:val="00867383"/>
+    <w:rPr>
+      <w:color w:val="467886" w:themeColor="hyperlink"/>
+      <w:u w:val="single"/>
+    </w:rPr>
+  </w:style>
+  <w:style w:type="character" w:styleId="UnresolvedMention">
+    <w:name w:val="Unresolved Mention"/>
+    <w:basedOn w:val="DefaultParagraphFont"/>
+    <w:uiPriority w:val="99"/>
+    <w:semiHidden/>
+    <w:unhideWhenUsed/>
+    <w:rsid w:val="00867383"/>
+    <w:rPr>
+      <w:color w:val="605E5C"/>
+      <w:shd w:val="clear" w:color="auto" w:fill="E1DFDD"/>
     </w:rPr>
   </w:style>
 </w:styles>
